--- a/docs/feature/agency-workspace/3-4-13-view-workspace-profile/spec.docx
+++ b/docs/feature/agency-workspace/3-4-13-view-workspace-profile/spec.docx
@@ -8,7 +8,7 @@
           <w:b/>
           <w:sz w:val="26"/>
         </w:rPr>
-        <w:t>FR 3.4.13 View Workspace Profile</w:t>
+        <w:t>3.4.13 View Workspace Profile</w:t>
       </w:r>
     </w:p>
     <w:p>
@@ -22,7 +22,7 @@
     </w:p>
     <w:p>
       <w:r>
-        <w:t>Active member mo trang profile cua 1 Workspace.</w:t>
+        <w:t>Begins when a Workspace member opens the profile of a Workspace.</w:t>
       </w:r>
     </w:p>
     <w:p>
@@ -48,7 +48,7 @@
         <w:t xml:space="preserve">Actors / Roles: </w:t>
       </w:r>
       <w:r>
-        <w:t>MANAGER/CREATOR/CLIENT - phai la active member cua chinh workspace do.</w:t>
+        <w:t>Workspace members with role MANAGER, CREATOR, or CLIENT.</w:t>
       </w:r>
     </w:p>
     <w:p>
@@ -65,7 +65,7 @@
         <w:t xml:space="preserve">Purpose: </w:t>
       </w:r>
       <w:r>
-        <w:t>Xem thong tin chi tiet Workspace, bao gom timezone va cac field branding.</w:t>
+        <w:t>Shows the Workspace's details — timezone configuration and branding/company information — so members understand which timezone the Workspace runs on and how its branding is configured.</w:t>
       </w:r>
     </w:p>
     <w:p>
@@ -82,7 +82,7 @@
         <w:t xml:space="preserve">Interface: </w:t>
       </w:r>
       <w:r>
-        <w:t>GET /api/v1/workspaces/{workspaceId}.</w:t>
+        <w:t>Workspace profile screen at /workspaces/:id/profile, showing the Workspace details and branding.</w:t>
       </w:r>
     </w:p>
     <w:p>
@@ -99,7 +99,7 @@
         <w:t xml:space="preserve">Data Processing: </w:t>
       </w:r>
       <w:r>
-        <w:t>findWorkspaceOrThrow + assertMember (check membership thu cong, khong dung @RequireRole).</w:t>
+        <w:t>The system loads the Workspace, confirms the caller is an active member of that same Workspace, and maps the record to a Workspace profile, parsing the stored settings into timezone and default platforms.</w:t>
       </w:r>
     </w:p>
     <w:p>
@@ -113,7 +113,7 @@
     </w:p>
     <w:p>
       <w:r>
-        <w:t>Trang /workspaces/:id/profile.</w:t>
+        <w:t>Figure — Workspace Profile Screen:</w:t>
       </w:r>
     </w:p>
     <w:p>
@@ -124,7 +124,7 @@
         <w:t xml:space="preserve">-  </w:t>
       </w:r>
       <w:r>
-        <w:t>Hien thi day du field WorkspaceResponse</w:t>
+        <w:t>Header with the Workspace name, logo, and brand colour.</w:t>
       </w:r>
     </w:p>
     <w:p>
@@ -135,7 +135,29 @@
         <w:t xml:space="preserve">-  </w:t>
       </w:r>
       <w:r>
-        <w:t>settings.timezone</w:t>
+        <w:t>Details block: industry, company size, website, phone, location, description, tagline, founded year.</w:t>
+      </w:r>
+    </w:p>
+    <w:p>
+      <w:pPr>
+        <w:ind w:left="360"/>
+      </w:pPr>
+      <w:r>
+        <w:t xml:space="preserve">-  </w:t>
+      </w:r>
+      <w:r>
+        <w:t>Social links block: Facebook, LinkedIn, Instagram.</w:t>
+      </w:r>
+    </w:p>
+    <w:p>
+      <w:pPr>
+        <w:ind w:left="360"/>
+      </w:pPr>
+      <w:r>
+        <w:t xml:space="preserve">-  </w:t>
+      </w:r>
+      <w:r>
+        <w:t>Settings block showing the Workspace timezone and default platforms.</w:t>
       </w:r>
     </w:p>
     <w:p>
@@ -160,7 +182,7 @@
         <w:t xml:space="preserve">Input required: </w:t>
       </w:r>
       <w:r>
-        <w:t>workspaceId (path).</w:t>
+        <w:t>The Workspace identifier; the caller's authenticated identity.</w:t>
       </w:r>
     </w:p>
     <w:p>
@@ -171,7 +193,7 @@
         <w:t xml:space="preserve">System data: </w:t>
       </w:r>
       <w:r>
-        <w:t>workspaces, workspace_members.</w:t>
+        <w:t>The Workspace record; the caller's active membership row; the stored settings payload (timezone, default platforms).</w:t>
       </w:r>
     </w:p>
     <w:p>
@@ -182,7 +204,7 @@
         <w:t xml:space="preserve">Output: </w:t>
       </w:r>
       <w:r>
-        <w:t>200 { data: WorkspaceResponse }.</w:t>
+        <w:t>The Workspace profile — id, name, agencyId, settings (holding timezoneConfig and defaultPlatforms), industry, companySize, website, phone, location, description, brandColor, logoIcon, logoUrl, tagline, foundedYear, facebookUrl, linkedinUrl, instagramUrl, createdAt.</w:t>
       </w:r>
     </w:p>
     <w:p>
@@ -195,10 +217,54 @@
         <w:rPr>
           <w:b/>
         </w:rPr>
-        <w:t xml:space="preserve">BR1: </w:t>
+        <w:t xml:space="preserve">BR-01: </w:t>
       </w:r>
       <w:r>
-        <w:t>Chi active WorkspaceMember cua chinh workspace nay moi xem duoc.</w:t>
+        <w:t>The caller must be an active member of the very Workspace being viewed; this is verified explicitly for the requested Workspace rather than through a generic role check.</w:t>
+      </w:r>
+    </w:p>
+    <w:p>
+      <w:r>
+        <w:rPr>
+          <w:b/>
+        </w:rPr>
+        <w:t xml:space="preserve">BR-02: </w:t>
+      </w:r>
+      <w:r>
+        <w:t>A Workspace that does not exist → 404 WORKSPACE_NOT_FOUND.</w:t>
+      </w:r>
+    </w:p>
+    <w:p>
+      <w:r>
+        <w:rPr>
+          <w:b/>
+        </w:rPr>
+        <w:t xml:space="preserve">BR-03: </w:t>
+      </w:r>
+      <w:r>
+        <w:t>A caller who is not an active member of that Workspace → 403 WORKSPACE_ACCESS_DENIED.</w:t>
+      </w:r>
+    </w:p>
+    <w:p>
+      <w:r>
+        <w:rPr>
+          <w:b/>
+        </w:rPr>
+        <w:t xml:space="preserve">BR-04: </w:t>
+      </w:r>
+      <w:r>
+        <w:t>Failure to parse the stored settings falls back to empty settings (no timezone, no default platforms) without raising an error.</w:t>
+      </w:r>
+    </w:p>
+    <w:p>
+      <w:r>
+        <w:rPr>
+          <w:b/>
+        </w:rPr>
+        <w:t xml:space="preserve">BR-05: </w:t>
+      </w:r>
+      <w:r>
+        <w:t>There is a single Workspace-level timezone configuration — not one per Client or per Task.</w:t>
       </w:r>
     </w:p>
     <w:p>
@@ -208,12 +274,17 @@
     </w:p>
     <w:p>
       <w:r>
-        <w:t>Workspace khong ton tai -&gt; 404 WORKSPACE_NOT_FOUND.</w:t>
+        <w:t>The Workspace must exist; otherwise 404 WORKSPACE_NOT_FOUND.</w:t>
       </w:r>
     </w:p>
     <w:p>
       <w:r>
-        <w:t>Khong phai active member -&gt; 403 WORKSPACE_ACCESS_DENIED.</w:t>
+        <w:t>The caller must hold an active membership in that Workspace; otherwise 403 WORKSPACE_ACCESS_DENIED.</w:t>
+      </w:r>
+    </w:p>
+    <w:p>
+      <w:r>
+        <w:t>A malformed settings payload must degrade to empty settings rather than fail the request.</w:t>
       </w:r>
     </w:p>
     <w:p>
@@ -232,32 +303,27 @@
     </w:p>
     <w:p>
       <w:r>
-        <w:t>1. User mo /workspaces/:id/profile.</w:t>
+        <w:t>1. Member opens /workspaces/:id/profile.</w:t>
       </w:r>
     </w:p>
     <w:p>
       <w:r>
-        <w:t>2. FE goi GET /api/v1/workspaces/{workspaceId}.</w:t>
+        <w:t>2. System loads the Workspace; if it does not exist, the request fails with 404 WORKSPACE_NOT_FOUND.</w:t>
       </w:r>
     </w:p>
     <w:p>
       <w:r>
-        <w:t>3. BE findWorkspaceOrThrow.</w:t>
+        <w:t>3. System confirms the caller has an active membership in that Workspace; otherwise the request fails with 403 WORKSPACE_ACCESS_DENIED.</w:t>
       </w:r>
     </w:p>
     <w:p>
       <w:r>
-        <w:t>4. BE assertMember(workspaceId, currentUser).</w:t>
+        <w:t>4. System maps the Workspace to its profile, parsing the stored settings into timezone and default platforms.</w:t>
       </w:r>
     </w:p>
     <w:p>
       <w:r>
-        <w:t>5. BE tra 200 WorkspaceResponse.</w:t>
-      </w:r>
-    </w:p>
-    <w:p>
-      <w:r>
-        <w:t>6. FE hien thi trang profile.</w:t>
+        <w:t>5. Screen displays the Workspace profile, including the Workspace timezone.</w:t>
       </w:r>
     </w:p>
     <w:p>
@@ -267,12 +333,22 @@
     </w:p>
     <w:p>
       <w:r>
-        <w:t>Workspace khong ton tai -&gt; 404 WORKSPACE_NOT_FOUND.</w:t>
+        <w:t>Workspace does not exist → 404 WORKSPACE_NOT_FOUND.</w:t>
       </w:r>
     </w:p>
     <w:p>
       <w:r>
-        <w:t>Caller khong phai active member cua workspace nay -&gt; 403 WORKSPACE_ACCESS_DENIED.</w:t>
+        <w:t>Caller is not an active member of that Workspace → 403 WORKSPACE_ACCESS_DENIED.</w:t>
+      </w:r>
+    </w:p>
+    <w:p>
+      <w:r>
+        <w:t>Stored settings are malformed → the screen shows empty settings instead of failing.</w:t>
+      </w:r>
+    </w:p>
+    <w:p>
+      <w:r>
+        <w:t>Workspace serves Clients across several locations → still a single Workspace-level timezone; per-Campaign timezones are outside the current scope.</w:t>
       </w:r>
     </w:p>
     <w:p>
@@ -292,7 +368,7 @@
         <w:t xml:space="preserve">-  </w:t>
       </w:r>
       <w:r>
-        <w:t>Thong tin Workspace hien thi day du, dung phan quyen membership.</w:t>
+        <w:t>No data is changed; the Workspace profile is displayed.</w:t>
       </w:r>
     </w:p>
     <w:sectPr>

--- a/docs/feature/agency-workspace/3-4-13-view-workspace-profile/spec.docx
+++ b/docs/feature/agency-workspace/3-4-13-view-workspace-profile/spec.docx
@@ -120,9 +120,7 @@
       <w:pPr>
         <w:ind w:left="360"/>
       </w:pPr>
-      <w:r>
-        <w:t xml:space="preserve">-  </w:t>
-      </w:r>
+      <w:r/>
       <w:r>
         <w:t>Header with the Workspace name, logo, and brand colour.</w:t>
       </w:r>
@@ -131,9 +129,7 @@
       <w:pPr>
         <w:ind w:left="360"/>
       </w:pPr>
-      <w:r>
-        <w:t xml:space="preserve">-  </w:t>
-      </w:r>
+      <w:r/>
       <w:r>
         <w:t>Details block: industry, company size, website, phone, location, description, tagline, founded year.</w:t>
       </w:r>
@@ -142,9 +138,7 @@
       <w:pPr>
         <w:ind w:left="360"/>
       </w:pPr>
-      <w:r>
-        <w:t xml:space="preserve">-  </w:t>
-      </w:r>
+      <w:r/>
       <w:r>
         <w:t>Social links block: Facebook, LinkedIn, Instagram.</w:t>
       </w:r>
@@ -153,9 +147,7 @@
       <w:pPr>
         <w:ind w:left="360"/>
       </w:pPr>
-      <w:r>
-        <w:t xml:space="preserve">-  </w:t>
-      </w:r>
+      <w:r/>
       <w:r>
         <w:t>Settings block showing the Workspace timezone and default platforms.</w:t>
       </w:r>
@@ -364,9 +356,7 @@
       <w:pPr>
         <w:ind w:left="360"/>
       </w:pPr>
-      <w:r>
-        <w:t xml:space="preserve">-  </w:t>
-      </w:r>
+      <w:r/>
       <w:r>
         <w:t>No data is changed; the Workspace profile is displayed.</w:t>
       </w:r>

--- a/docs/feature/agency-workspace/3-4-13-view-workspace-profile/spec.docx
+++ b/docs/feature/agency-workspace/3-4-13-view-workspace-profile/spec.docx
@@ -206,55 +206,25 @@
     </w:p>
     <w:p>
       <w:r>
-        <w:rPr>
-          <w:b/>
-        </w:rPr>
-        <w:t xml:space="preserve">BR-01: </w:t>
-      </w:r>
-      <w:r>
-        <w:t>The caller must be an active member of the very Workspace being viewed; this is verified explicitly for the requested Workspace rather than through a generic role check.</w:t>
+        <w:t>BR-29: Multi-tenancy — every workspace-scoped resource carries workspaceId; a caller with no active membership in the Workspace cannot read it regardless of system role (except ADMIN, cross-workspace). The caller's active membership in the very Workspace being viewed is verified explicitly, not through a generic role check.</w:t>
       </w:r>
     </w:p>
     <w:p>
       <w:r>
-        <w:rPr>
-          <w:b/>
-        </w:rPr>
-        <w:t xml:space="preserve">BR-02: </w:t>
-      </w:r>
-      <w:r>
-        <w:t>A Workspace that does not exist → 404 WORKSPACE_NOT_FOUND.</w:t>
+        <w:t>Workspace that does not exist → 404 WORKSPACE_NOT_FOUND.</w:t>
       </w:r>
     </w:p>
     <w:p>
       <w:r>
-        <w:rPr>
-          <w:b/>
-        </w:rPr>
-        <w:t xml:space="preserve">BR-03: </w:t>
-      </w:r>
-      <w:r>
-        <w:t>A caller who is not an active member of that Workspace → 403 WORKSPACE_ACCESS_DENIED.</w:t>
+        <w:t>Caller not an active member of that Workspace → 403 WORKSPACE_ACCESS_DENIED.</w:t>
       </w:r>
     </w:p>
     <w:p>
-      <w:r>
-        <w:rPr>
-          <w:b/>
-        </w:rPr>
-        <w:t xml:space="preserve">BR-04: </w:t>
-      </w:r>
       <w:r>
         <w:t>Failure to parse the stored settings falls back to empty settings (no timezone, no default platforms) without raising an error.</w:t>
       </w:r>
     </w:p>
     <w:p>
-      <w:r>
-        <w:rPr>
-          <w:b/>
-        </w:rPr>
-        <w:t xml:space="preserve">BR-05: </w:t>
-      </w:r>
       <w:r>
         <w:t>There is a single Workspace-level timezone configuration — not one per Client or per Task.</w:t>
       </w:r>
@@ -271,7 +241,7 @@
     </w:p>
     <w:p>
       <w:r>
-        <w:t>The caller must hold an active membership in that Workspace; otherwise 403 WORKSPACE_ACCESS_DENIED.</w:t>
+        <w:t>The caller must hold an active membership in that Workspace (BR-29); otherwise 403 WORKSPACE_ACCESS_DENIED.</w:t>
       </w:r>
     </w:p>
     <w:p>
@@ -305,7 +275,7 @@
     </w:p>
     <w:p>
       <w:r>
-        <w:t>3. System confirms the caller has an active membership in that Workspace; otherwise the request fails with 403 WORKSPACE_ACCESS_DENIED.</w:t>
+        <w:t>3. System confirms the caller has an active membership in that Workspace (BR-29); otherwise the request fails with 403 WORKSPACE_ACCESS_DENIED.</w:t>
       </w:r>
     </w:p>
     <w:p>
@@ -325,17 +295,53 @@
     </w:p>
     <w:p>
       <w:r>
-        <w:t>Workspace does not exist → 404 WORKSPACE_NOT_FOUND.</w:t>
+        <w:t xml:space="preserve">2.a1: The Workspace does not exist → 404 WORKSPACE_NOT_FOUND, toast </w:t>
+      </w:r>
+      <w:r>
+        <w:rPr>
+          <w:b/>
+        </w:rPr>
+        <w:t>MSG38</w:t>
+      </w:r>
+      <w:r>
+        <w:t>.</w:t>
+      </w:r>
+      <w:r>
+        <w:br/>
+      </w:r>
+      <w:r>
+        <w:t>2.a2: The member returns to the Workspace list and picks a valid Workspace.</w:t>
       </w:r>
     </w:p>
     <w:p>
       <w:r>
-        <w:t>Caller is not an active member of that Workspace → 403 WORKSPACE_ACCESS_DENIED.</w:t>
+        <w:t xml:space="preserve">3.a1: The caller has no active membership in that Workspace (BR-29) → 403 WORKSPACE_ACCESS_DENIED, toast </w:t>
+      </w:r>
+      <w:r>
+        <w:rPr>
+          <w:b/>
+        </w:rPr>
+        <w:t>MSG40</w:t>
+      </w:r>
+      <w:r>
+        <w:t>.</w:t>
+      </w:r>
+      <w:r>
+        <w:br/>
+      </w:r>
+      <w:r>
+        <w:t>3.a2: The member returns to the Workspace list; only Workspaces they belong to are shown.</w:t>
       </w:r>
     </w:p>
     <w:p>
       <w:r>
-        <w:t>Stored settings are malformed → the screen shows empty settings instead of failing.</w:t>
+        <w:t>4.a1: Stored settings are malformed → the screen shows empty settings instead of failing.</w:t>
+      </w:r>
+      <w:r>
+        <w:br/>
+      </w:r>
+      <w:r>
+        <w:t>4.a2: No further action is needed; the member may ask a MANAGER to re-save the settings.</w:t>
       </w:r>
     </w:p>
     <w:p>
